--- a/paper_notes/Layer_norm.docx
+++ b/paper_notes/Layer_norm.docx
@@ -3,6 +3,11 @@
 <w:document xmlns:wpc="http://schemas.microsoft.com/office/word/2010/wordprocessingCanvas" xmlns:cx="http://schemas.microsoft.com/office/drawing/2014/chartex" xmlns:cx1="http://schemas.microsoft.com/office/drawing/2015/9/8/chartex" xmlns:cx2="http://schemas.microsoft.com/office/drawing/2015/10/21/chartex" xmlns:cx3="http://schemas.microsoft.com/office/drawing/2016/5/9/chartex" xmlns:cx4="http://schemas.microsoft.com/office/drawing/2016/5/10/chartex" xmlns:cx5="http://schemas.microsoft.com/office/drawing/2016/5/11/chartex" xmlns:cx6="http://schemas.microsoft.com/office/drawing/2016/5/12/chartex" xmlns:cx7="http://schemas.microsoft.com/office/drawing/2016/5/13/chartex" xmlns:cx8="http://schemas.microsoft.com/office/drawing/2016/5/14/chartex" xmlns:mc="http://schemas.openxmlformats.org/markup-compatibility/2006" xmlns:aink="http://schemas.microsoft.com/office/drawing/2016/ink" xmlns:am3d="http://schemas.microsoft.com/office/drawing/2017/model3d" xmlns:o="urn:schemas-microsoft-com:office:office" xmlns:oel="http://schemas.microsoft.com/office/2019/extlst" xmlns:r="http://schemas.openxmlformats.org/officeDocument/2006/relationships" xmlns:m="http://schemas.openxmlformats.org/officeDocument/2006/math" xmlns:v="urn:schemas-microsoft-com:vml" xmlns:wp14="http://schemas.microsoft.com/office/word/2010/wordprocessingDrawing" xmlns:wp="http://schemas.openxmlformats.org/drawingml/2006/wordprocessingDrawing" xmlns:w10="urn:schemas-microsoft-com:office:word" xmlns:w="http://schemas.openxmlformats.org/wordprocessingml/2006/main" xmlns:w14="http://schemas.microsoft.com/office/word/2010/wordml" xmlns:w15="http://schemas.microsoft.com/office/word/2012/wordml" xmlns:w16cex="http://schemas.microsoft.com/office/word/2018/wordml/cex" xmlns:w16cid="http://schemas.microsoft.com/office/word/2016/wordml/cid" xmlns:w16="http://schemas.microsoft.com/office/word/2018/wordml" xmlns:w16sdtdh="http://schemas.microsoft.com/office/word/2020/wordml/sdtdatahash" xmlns:w16se="http://schemas.microsoft.com/office/word/2015/wordml/symex" xmlns:wpg="http://schemas.microsoft.com/office/word/2010/wordprocessingGroup" xmlns:wpi="http://schemas.microsoft.com/office/word/2010/wordprocessingInk" xmlns:wne="http://schemas.microsoft.com/office/word/2006/wordml" xmlns:wps="http://schemas.microsoft.com/office/word/2010/wordprocessingShape" mc:Ignorable="w14 w15 w16se w16cid w16 w16cex w16sdtdh wp14">
   <w:body>
     <w:p>
+      <w:pPr>
+        <w:rPr>
+          <w:rFonts w:hint="eastAsia"/>
+        </w:rPr>
+      </w:pPr>
       <w:r>
         <w:rPr>
           <w:noProof/>
@@ -23,7 +28,7 @@
                     <pic:cNvPicPr/>
                   </pic:nvPicPr>
                   <pic:blipFill>
-                    <a:blip r:embed="rId4"/>
+                    <a:blip r:embed="rId7"/>
                     <a:stretch>
                       <a:fillRect/>
                     </a:stretch>
@@ -45,23 +50,190 @@
       </w:r>
     </w:p>
     <w:p>
-      <w:r>
-        <w:rPr>
-          <w:rFonts w:hint="eastAsia"/>
-        </w:rPr>
-        <w:t>Layernorm是样本内部的标准化。通常是对最后一维做。</w:t>
-      </w:r>
-    </w:p>
-    <w:p>
-      <w:r>
-        <w:rPr>
-          <w:rFonts w:hint="eastAsia"/>
-        </w:rPr>
-        <w:t>若有[3,10]形状的tensor，Layernorm将3行中每行的10个元素算各自行的标准化，再统一乘上batch的γ和β。</w:t>
-      </w:r>
-    </w:p>
-    <w:p/>
-    <w:p>
+      <w:proofErr w:type="spellStart"/>
+      <w:r>
+        <w:rPr>
+          <w:rFonts w:hint="eastAsia"/>
+        </w:rPr>
+        <w:t>Layernorm</w:t>
+      </w:r>
+      <w:proofErr w:type="spellEnd"/>
+      <w:r>
+        <w:rPr>
+          <w:rFonts w:hint="eastAsia"/>
+        </w:rPr>
+        <w:t>是样本内部的标准化。通常是对最后一维做。</w:t>
+      </w:r>
+      <w:r>
+        <w:rPr>
+          <w:rFonts w:hint="eastAsia"/>
+        </w:rPr>
+        <w:t> 经过这一步，数字就被强制拉到了“均值为 0，方差为 1”的标准正态分布上。</w:t>
+      </w:r>
+    </w:p>
+    <w:p>
+      <w:r>
+        <w:rPr>
+          <w:rFonts w:hint="eastAsia"/>
+        </w:rPr>
+        <w:t>如果永远保持均值 0、方差 1，网络的表达能力就受限了（因为数据被锁死了）。</w:t>
+      </w:r>
+    </w:p>
+    <w:p>
+      <w:pPr>
+        <w:rPr>
+          <w:rFonts w:hint="eastAsia"/>
+        </w:rPr>
+      </w:pPr>
+      <w:r>
+        <w:rPr>
+          <w:rFonts w:hint="eastAsia"/>
+        </w:rPr>
+        <w:t xml:space="preserve">所以 </w:t>
+      </w:r>
+      <w:proofErr w:type="spellStart"/>
+      <w:r>
+        <w:rPr>
+          <w:rFonts w:hint="eastAsia"/>
+        </w:rPr>
+        <w:t>PyTorch</w:t>
+      </w:r>
+      <w:proofErr w:type="spellEnd"/>
+      <w:r>
+        <w:rPr>
+          <w:rFonts w:hint="eastAsia"/>
+        </w:rPr>
+        <w:t xml:space="preserve"> 引入了两个可学习的参数： </w:t>
+      </w:r>
+      <w:proofErr w:type="spellStart"/>
+      <w:r>
+        <w:t>γ</w:t>
+      </w:r>
+      <w:r>
+        <w:rPr>
+          <w:i/>
+          <w:iCs/>
+        </w:rPr>
+        <w:t>γ</w:t>
+      </w:r>
+      <w:proofErr w:type="spellEnd"/>
+      <w:r>
+        <w:rPr>
+          <w:rFonts w:hint="eastAsia"/>
+        </w:rPr>
+        <w:t> （缩放因子）和 </w:t>
+      </w:r>
+      <w:r>
+        <w:t>β</w:t>
+      </w:r>
+      <w:r>
+        <w:rPr>
+          <w:i/>
+          <w:iCs/>
+        </w:rPr>
+        <w:t>β</w:t>
+      </w:r>
+      <w:r>
+        <w:rPr>
+          <w:rFonts w:hint="eastAsia"/>
+        </w:rPr>
+        <w:t> （平移因子）。</w:t>
+      </w:r>
+    </w:p>
+    <w:p>
+      <w:pPr>
+        <w:rPr>
+          <w:rFonts w:hint="eastAsia"/>
+        </w:rPr>
+      </w:pPr>
+      <w:r>
+        <w:rPr>
+          <w:rFonts w:hint="eastAsia"/>
+        </w:rPr>
+        <w:t>在训练过程中，网络会自己学习这两个值。如果网络觉得“这里不需要归一化”，它完全可以把 </w:t>
+      </w:r>
+      <w:proofErr w:type="spellStart"/>
+      <w:r>
+        <w:t>γ</w:t>
+      </w:r>
+      <w:r>
+        <w:rPr>
+          <w:i/>
+          <w:iCs/>
+        </w:rPr>
+        <w:t>γ</w:t>
+      </w:r>
+      <w:proofErr w:type="spellEnd"/>
+      <w:r>
+        <w:rPr>
+          <w:rFonts w:hint="eastAsia"/>
+        </w:rPr>
+        <w:t> 学成原来的标准差，把 </w:t>
+      </w:r>
+      <w:r>
+        <w:t>β</w:t>
+      </w:r>
+      <w:r>
+        <w:rPr>
+          <w:i/>
+          <w:iCs/>
+        </w:rPr>
+        <w:t>β</w:t>
+      </w:r>
+      <w:r>
+        <w:rPr>
+          <w:rFonts w:hint="eastAsia"/>
+        </w:rPr>
+        <w:t> 学成原来的均值，从而自己把数据还原回去。</w:t>
+      </w:r>
+    </w:p>
+    <w:p>
+      <w:pPr>
+        <w:rPr>
+          <w:rFonts w:hint="eastAsia"/>
+        </w:rPr>
+      </w:pPr>
+    </w:p>
+    <w:p>
+      <w:pPr>
+        <w:rPr>
+          <w:rFonts w:hint="eastAsia"/>
+        </w:rPr>
+      </w:pPr>
+      <w:r>
+        <w:rPr>
+          <w:rFonts w:hint="eastAsia"/>
+        </w:rPr>
+        <w:t>若有[3,10]形状的tensor，</w:t>
+      </w:r>
+      <w:proofErr w:type="spellStart"/>
+      <w:r>
+        <w:rPr>
+          <w:rFonts w:hint="eastAsia"/>
+        </w:rPr>
+        <w:t>Layernorm</w:t>
+      </w:r>
+      <w:proofErr w:type="spellEnd"/>
+      <w:r>
+        <w:rPr>
+          <w:rFonts w:hint="eastAsia"/>
+        </w:rPr>
+        <w:t>将3行中每行的10个元素算各自行的标准化，再统一乘上batch的γ和β。</w:t>
+      </w:r>
+    </w:p>
+    <w:p>
+      <w:pPr>
+        <w:rPr>
+          <w:rFonts w:hint="eastAsia"/>
+        </w:rPr>
+      </w:pPr>
+    </w:p>
+    <w:p>
+      <w:pPr>
+        <w:rPr>
+          <w:rFonts w:hint="eastAsia"/>
+        </w:rPr>
+      </w:pPr>
       <w:r>
         <w:rPr>
           <w:rFonts w:hint="eastAsia"/>
@@ -70,31 +242,130 @@
       </w:r>
     </w:p>
     <w:p>
-      <w:r>
-        <w:t>def my_layer_norm(x, gamma, beta, eps=1e-5):</w:t>
-      </w:r>
-    </w:p>
-    <w:p>
-      <w:r>
-        <w:t>  mean=x.mean(dim=-1,keepdim=True)</w:t>
-      </w:r>
-    </w:p>
-    <w:p>
-      <w:r>
-        <w:t>  var=x.var(dim=-1,keepdim=True,unbiased=False)</w:t>
-      </w:r>
-    </w:p>
-    <w:p>
-      <w:r>
-        <w:t>  x=gamma*(x-mean)/torch.sqrt(var+eps)+beta</w:t>
-      </w:r>
-    </w:p>
-    <w:p>
+      <w:pPr>
+        <w:rPr>
+          <w:rFonts w:hint="eastAsia"/>
+        </w:rPr>
+      </w:pPr>
+      <w:r>
+        <w:t xml:space="preserve">def </w:t>
+      </w:r>
+      <w:proofErr w:type="spellStart"/>
+      <w:r>
+        <w:t>my_layer_</w:t>
+      </w:r>
+      <w:proofErr w:type="gramStart"/>
+      <w:r>
+        <w:t>norm</w:t>
+      </w:r>
+      <w:proofErr w:type="spellEnd"/>
+      <w:r>
+        <w:t>(</w:t>
+      </w:r>
+      <w:proofErr w:type="gramEnd"/>
+      <w:r>
+        <w:t>x, gamma, beta, eps=1e-5):</w:t>
+      </w:r>
+    </w:p>
+    <w:p>
+      <w:pPr>
+        <w:rPr>
+          <w:rFonts w:hint="eastAsia"/>
+        </w:rPr>
+      </w:pPr>
+      <w:r>
+        <w:t>  mean=</w:t>
+      </w:r>
+      <w:proofErr w:type="spellStart"/>
+      <w:proofErr w:type="gramStart"/>
+      <w:r>
+        <w:t>x.mean</w:t>
+      </w:r>
+      <w:proofErr w:type="spellEnd"/>
+      <w:proofErr w:type="gramEnd"/>
+      <w:r>
+        <w:t>(dim=-1,keepdim=True)</w:t>
+      </w:r>
+    </w:p>
+    <w:p>
+      <w:pPr>
+        <w:rPr>
+          <w:rFonts w:hint="eastAsia"/>
+        </w:rPr>
+      </w:pPr>
+      <w:r>
+        <w:t>  var=</w:t>
+      </w:r>
+      <w:proofErr w:type="spellStart"/>
+      <w:r>
+        <w:t>x.var</w:t>
+      </w:r>
+      <w:proofErr w:type="spellEnd"/>
+      <w:r>
+        <w:t>(dim=-</w:t>
+      </w:r>
+      <w:proofErr w:type="gramStart"/>
+      <w:r>
+        <w:t>1,keepdim</w:t>
+      </w:r>
+      <w:proofErr w:type="gramEnd"/>
+      <w:r>
+        <w:t>=</w:t>
+      </w:r>
+      <w:proofErr w:type="spellStart"/>
+      <w:r>
+        <w:t>True,unbiased</w:t>
+      </w:r>
+      <w:proofErr w:type="spellEnd"/>
+      <w:r>
+        <w:t>=False)</w:t>
+      </w:r>
+    </w:p>
+    <w:p>
+      <w:pPr>
+        <w:rPr>
+          <w:rFonts w:hint="eastAsia"/>
+        </w:rPr>
+      </w:pPr>
+      <w:r>
+        <w:t>  x=gamma*(x-mean)/</w:t>
+      </w:r>
+      <w:proofErr w:type="spellStart"/>
+      <w:proofErr w:type="gramStart"/>
+      <w:r>
+        <w:t>torch.sqrt</w:t>
+      </w:r>
+      <w:proofErr w:type="spellEnd"/>
+      <w:proofErr w:type="gramEnd"/>
+      <w:r>
+        <w:t>(</w:t>
+      </w:r>
+      <w:proofErr w:type="spellStart"/>
+      <w:r>
+        <w:t>var+eps</w:t>
+      </w:r>
+      <w:proofErr w:type="spellEnd"/>
+      <w:r>
+        <w:t>)+beta</w:t>
+      </w:r>
+    </w:p>
+    <w:p>
+      <w:pPr>
+        <w:rPr>
+          <w:rFonts w:hint="eastAsia"/>
+        </w:rPr>
+      </w:pPr>
       <w:r>
         <w:t>  return x</w:t>
       </w:r>
     </w:p>
-    <w:p/>
+    <w:p>
+      <w:pPr>
+        <w:rPr>
+          <w:rFonts w:hint="eastAsia"/>
+        </w:rPr>
+      </w:pPr>
+    </w:p>
     <w:p>
       <w:pPr>
         <w:rPr>
@@ -110,6 +381,225 @@
     </w:sectPr>
   </w:body>
 </w:document>
+</file>
+
+<file path=word/endnotes.xml><?xml version="1.0" encoding="utf-8"?>
+<w:endnotes xmlns:wpc="http://schemas.microsoft.com/office/word/2010/wordprocessingCanvas" xmlns:cx="http://schemas.microsoft.com/office/drawing/2014/chartex" xmlns:cx1="http://schemas.microsoft.com/office/drawing/2015/9/8/chartex" xmlns:cx2="http://schemas.microsoft.com/office/drawing/2015/10/21/chartex" xmlns:cx3="http://schemas.microsoft.com/office/drawing/2016/5/9/chartex" xmlns:cx4="http://schemas.microsoft.com/office/drawing/2016/5/10/chartex" xmlns:cx5="http://schemas.microsoft.com/office/drawing/2016/5/11/chartex" xmlns:cx6="http://schemas.microsoft.com/office/drawing/2016/5/12/chartex" xmlns:cx7="http://schemas.microsoft.com/office/drawing/2016/5/13/chartex" xmlns:cx8="http://schemas.microsoft.com/office/drawing/2016/5/14/chartex" xmlns:mc="http://schemas.openxmlformats.org/markup-compatibility/2006" xmlns:aink="http://schemas.microsoft.com/office/drawing/2016/ink" xmlns:am3d="http://schemas.microsoft.com/office/drawing/2017/model3d" xmlns:o="urn:schemas-microsoft-com:office:office" xmlns:oel="http://schemas.microsoft.com/office/2019/extlst" xmlns:r="http://schemas.openxmlformats.org/officeDocument/2006/relationships" xmlns:m="http://schemas.openxmlformats.org/officeDocument/2006/math" xmlns:v="urn:schemas-microsoft-com:vml" xmlns:wp14="http://schemas.microsoft.com/office/word/2010/wordprocessingDrawing" xmlns:wp="http://schemas.openxmlformats.org/drawingml/2006/wordprocessingDrawing" xmlns:w10="urn:schemas-microsoft-com:office:word" xmlns:w="http://schemas.openxmlformats.org/wordprocessingml/2006/main" xmlns:w14="http://schemas.microsoft.com/office/word/2010/wordml" xmlns:w15="http://schemas.microsoft.com/office/word/2012/wordml" xmlns:w16cex="http://schemas.microsoft.com/office/word/2018/wordml/cex" xmlns:w16cid="http://schemas.microsoft.com/office/word/2016/wordml/cid" xmlns:w16="http://schemas.microsoft.com/office/word/2018/wordml" xmlns:w16sdtdh="http://schemas.microsoft.com/office/word/2020/wordml/sdtdatahash" xmlns:w16se="http://schemas.microsoft.com/office/word/2015/wordml/symex" xmlns:wpg="http://schemas.microsoft.com/office/word/2010/wordprocessingGroup" xmlns:wpi="http://schemas.microsoft.com/office/word/2010/wordprocessingInk" xmlns:wne="http://schemas.microsoft.com/office/word/2006/wordml" xmlns:wps="http://schemas.microsoft.com/office/word/2010/wordprocessingShape" mc:Ignorable="w14 w15 w16se w16cid w16 w16cex w16sdtdh wp14">
+  <w:endnote w:type="separator" w:id="-1">
+    <w:p>
+      <w:pPr>
+        <w:spacing w:after="0" w:line="240" w:lineRule="auto"/>
+        <w:rPr>
+          <w:rFonts w:hint="eastAsia"/>
+        </w:rPr>
+      </w:pPr>
+      <w:r>
+        <w:separator/>
+      </w:r>
+    </w:p>
+  </w:endnote>
+  <w:endnote w:type="continuationSeparator" w:id="0">
+    <w:p>
+      <w:pPr>
+        <w:spacing w:after="0" w:line="240" w:lineRule="auto"/>
+        <w:rPr>
+          <w:rFonts w:hint="eastAsia"/>
+        </w:rPr>
+      </w:pPr>
+      <w:r>
+        <w:continuationSeparator/>
+      </w:r>
+    </w:p>
+  </w:endnote>
+</w:endnotes>
+</file>
+
+<file path=word/footnotes.xml><?xml version="1.0" encoding="utf-8"?>
+<w:footnotes xmlns:wpc="http://schemas.microsoft.com/office/word/2010/wordprocessingCanvas" xmlns:cx="http://schemas.microsoft.com/office/drawing/2014/chartex" xmlns:cx1="http://schemas.microsoft.com/office/drawing/2015/9/8/chartex" xmlns:cx2="http://schemas.microsoft.com/office/drawing/2015/10/21/chartex" xmlns:cx3="http://schemas.microsoft.com/office/drawing/2016/5/9/chartex" xmlns:cx4="http://schemas.microsoft.com/office/drawing/2016/5/10/chartex" xmlns:cx5="http://schemas.microsoft.com/office/drawing/2016/5/11/chartex" xmlns:cx6="http://schemas.microsoft.com/office/drawing/2016/5/12/chartex" xmlns:cx7="http://schemas.microsoft.com/office/drawing/2016/5/13/chartex" xmlns:cx8="http://schemas.microsoft.com/office/drawing/2016/5/14/chartex" xmlns:mc="http://schemas.openxmlformats.org/markup-compatibility/2006" xmlns:aink="http://schemas.microsoft.com/office/drawing/2016/ink" xmlns:am3d="http://schemas.microsoft.com/office/drawing/2017/model3d" xmlns:o="urn:schemas-microsoft-com:office:office" xmlns:oel="http://schemas.microsoft.com/office/2019/extlst" xmlns:r="http://schemas.openxmlformats.org/officeDocument/2006/relationships" xmlns:m="http://schemas.openxmlformats.org/officeDocument/2006/math" xmlns:v="urn:schemas-microsoft-com:vml" xmlns:wp14="http://schemas.microsoft.com/office/word/2010/wordprocessingDrawing" xmlns:wp="http://schemas.openxmlformats.org/drawingml/2006/wordprocessingDrawing" xmlns:w10="urn:schemas-microsoft-com:office:word" xmlns:w="http://schemas.openxmlformats.org/wordprocessingml/2006/main" xmlns:w14="http://schemas.microsoft.com/office/word/2010/wordml" xmlns:w15="http://schemas.microsoft.com/office/word/2012/wordml" xmlns:w16cex="http://schemas.microsoft.com/office/word/2018/wordml/cex" xmlns:w16cid="http://schemas.microsoft.com/office/word/2016/wordml/cid" xmlns:w16="http://schemas.microsoft.com/office/word/2018/wordml" xmlns:w16sdtdh="http://schemas.microsoft.com/office/word/2020/wordml/sdtdatahash" xmlns:w16se="http://schemas.microsoft.com/office/word/2015/wordml/symex" xmlns:wpg="http://schemas.microsoft.com/office/word/2010/wordprocessingGroup" xmlns:wpi="http://schemas.microsoft.com/office/word/2010/wordprocessingInk" xmlns:wne="http://schemas.microsoft.com/office/word/2006/wordml" xmlns:wps="http://schemas.microsoft.com/office/word/2010/wordprocessingShape" mc:Ignorable="w14 w15 w16se w16cid w16 w16cex w16sdtdh wp14">
+  <w:footnote w:type="separator" w:id="-1">
+    <w:p>
+      <w:pPr>
+        <w:spacing w:after="0" w:line="240" w:lineRule="auto"/>
+        <w:rPr>
+          <w:rFonts w:hint="eastAsia"/>
+        </w:rPr>
+      </w:pPr>
+      <w:r>
+        <w:separator/>
+      </w:r>
+    </w:p>
+  </w:footnote>
+  <w:footnote w:type="continuationSeparator" w:id="0">
+    <w:p>
+      <w:pPr>
+        <w:spacing w:after="0" w:line="240" w:lineRule="auto"/>
+        <w:rPr>
+          <w:rFonts w:hint="eastAsia"/>
+        </w:rPr>
+      </w:pPr>
+      <w:r>
+        <w:continuationSeparator/>
+      </w:r>
+    </w:p>
+  </w:footnote>
+</w:footnotes>
+</file>
+
+<file path=word/numbering.xml><?xml version="1.0" encoding="utf-8"?>
+<w:numbering xmlns:wpc="http://schemas.microsoft.com/office/word/2010/wordprocessingCanvas" xmlns:cx="http://schemas.microsoft.com/office/drawing/2014/chartex" xmlns:cx1="http://schemas.microsoft.com/office/drawing/2015/9/8/chartex" xmlns:cx2="http://schemas.microsoft.com/office/drawing/2015/10/21/chartex" xmlns:cx3="http://schemas.microsoft.com/office/drawing/2016/5/9/chartex" xmlns:cx4="http://schemas.microsoft.com/office/drawing/2016/5/10/chartex" xmlns:cx5="http://schemas.microsoft.com/office/drawing/2016/5/11/chartex" xmlns:cx6="http://schemas.microsoft.com/office/drawing/2016/5/12/chartex" xmlns:cx7="http://schemas.microsoft.com/office/drawing/2016/5/13/chartex" xmlns:cx8="http://schemas.microsoft.com/office/drawing/2016/5/14/chartex" xmlns:mc="http://schemas.openxmlformats.org/markup-compatibility/2006" xmlns:aink="http://schemas.microsoft.com/office/drawing/2016/ink" xmlns:am3d="http://schemas.microsoft.com/office/drawing/2017/model3d" xmlns:o="urn:schemas-microsoft-com:office:office" xmlns:oel="http://schemas.microsoft.com/office/2019/extlst" xmlns:r="http://schemas.openxmlformats.org/officeDocument/2006/relationships" xmlns:m="http://schemas.openxmlformats.org/officeDocument/2006/math" xmlns:v="urn:schemas-microsoft-com:vml" xmlns:wp14="http://schemas.microsoft.com/office/word/2010/wordprocessingDrawing" xmlns:wp="http://schemas.openxmlformats.org/drawingml/2006/wordprocessingDrawing" xmlns:w10="urn:schemas-microsoft-com:office:word" xmlns:w="http://schemas.openxmlformats.org/wordprocessingml/2006/main" xmlns:w14="http://schemas.microsoft.com/office/word/2010/wordml" xmlns:w15="http://schemas.microsoft.com/office/word/2012/wordml" xmlns:w16cex="http://schemas.microsoft.com/office/word/2018/wordml/cex" xmlns:w16cid="http://schemas.microsoft.com/office/word/2016/wordml/cid" xmlns:w16="http://schemas.microsoft.com/office/word/2018/wordml" xmlns:w16sdtdh="http://schemas.microsoft.com/office/word/2020/wordml/sdtdatahash" xmlns:w16se="http://schemas.microsoft.com/office/word/2015/wordml/symex" xmlns:wpg="http://schemas.microsoft.com/office/word/2010/wordprocessingGroup" xmlns:wpi="http://schemas.microsoft.com/office/word/2010/wordprocessingInk" xmlns:wne="http://schemas.microsoft.com/office/word/2006/wordml" xmlns:wps="http://schemas.microsoft.com/office/word/2010/wordprocessingShape" mc:Ignorable="w14 w15 w16se w16cid w16 w16cex w16sdtdh wp14">
+  <w:abstractNum w:abstractNumId="0" w15:restartNumberingAfterBreak="0">
+    <w:nsid w:val="2A7E5348"/>
+    <w:multiLevelType w:val="multilevel"/>
+    <w:tmpl w:val="5CEA0276"/>
+    <w:lvl w:ilvl="0">
+      <w:start w:val="1"/>
+      <w:numFmt w:val="bullet"/>
+      <w:lvlText w:val=""/>
+      <w:lvlJc w:val="left"/>
+      <w:pPr>
+        <w:tabs>
+          <w:tab w:val="num" w:pos="720"/>
+        </w:tabs>
+        <w:ind w:left="720" w:hanging="360"/>
+      </w:pPr>
+      <w:rPr>
+        <w:rFonts w:ascii="Symbol" w:hAnsi="Symbol" w:hint="default"/>
+        <w:sz w:val="20"/>
+      </w:rPr>
+    </w:lvl>
+    <w:lvl w:ilvl="1" w:tentative="1">
+      <w:start w:val="1"/>
+      <w:numFmt w:val="bullet"/>
+      <w:lvlText w:val="o"/>
+      <w:lvlJc w:val="left"/>
+      <w:pPr>
+        <w:tabs>
+          <w:tab w:val="num" w:pos="1440"/>
+        </w:tabs>
+        <w:ind w:left="1440" w:hanging="360"/>
+      </w:pPr>
+      <w:rPr>
+        <w:rFonts w:ascii="Courier New" w:hAnsi="Courier New" w:hint="default"/>
+        <w:sz w:val="20"/>
+      </w:rPr>
+    </w:lvl>
+    <w:lvl w:ilvl="2" w:tentative="1">
+      <w:start w:val="1"/>
+      <w:numFmt w:val="bullet"/>
+      <w:lvlText w:val=""/>
+      <w:lvlJc w:val="left"/>
+      <w:pPr>
+        <w:tabs>
+          <w:tab w:val="num" w:pos="2160"/>
+        </w:tabs>
+        <w:ind w:left="2160" w:hanging="360"/>
+      </w:pPr>
+      <w:rPr>
+        <w:rFonts w:ascii="Wingdings" w:hAnsi="Wingdings" w:hint="default"/>
+        <w:sz w:val="20"/>
+      </w:rPr>
+    </w:lvl>
+    <w:lvl w:ilvl="3" w:tentative="1">
+      <w:start w:val="1"/>
+      <w:numFmt w:val="bullet"/>
+      <w:lvlText w:val=""/>
+      <w:lvlJc w:val="left"/>
+      <w:pPr>
+        <w:tabs>
+          <w:tab w:val="num" w:pos="2880"/>
+        </w:tabs>
+        <w:ind w:left="2880" w:hanging="360"/>
+      </w:pPr>
+      <w:rPr>
+        <w:rFonts w:ascii="Wingdings" w:hAnsi="Wingdings" w:hint="default"/>
+        <w:sz w:val="20"/>
+      </w:rPr>
+    </w:lvl>
+    <w:lvl w:ilvl="4" w:tentative="1">
+      <w:start w:val="1"/>
+      <w:numFmt w:val="bullet"/>
+      <w:lvlText w:val=""/>
+      <w:lvlJc w:val="left"/>
+      <w:pPr>
+        <w:tabs>
+          <w:tab w:val="num" w:pos="3600"/>
+        </w:tabs>
+        <w:ind w:left="3600" w:hanging="360"/>
+      </w:pPr>
+      <w:rPr>
+        <w:rFonts w:ascii="Wingdings" w:hAnsi="Wingdings" w:hint="default"/>
+        <w:sz w:val="20"/>
+      </w:rPr>
+    </w:lvl>
+    <w:lvl w:ilvl="5" w:tentative="1">
+      <w:start w:val="1"/>
+      <w:numFmt w:val="bullet"/>
+      <w:lvlText w:val=""/>
+      <w:lvlJc w:val="left"/>
+      <w:pPr>
+        <w:tabs>
+          <w:tab w:val="num" w:pos="4320"/>
+        </w:tabs>
+        <w:ind w:left="4320" w:hanging="360"/>
+      </w:pPr>
+      <w:rPr>
+        <w:rFonts w:ascii="Wingdings" w:hAnsi="Wingdings" w:hint="default"/>
+        <w:sz w:val="20"/>
+      </w:rPr>
+    </w:lvl>
+    <w:lvl w:ilvl="6" w:tentative="1">
+      <w:start w:val="1"/>
+      <w:numFmt w:val="bullet"/>
+      <w:lvlText w:val=""/>
+      <w:lvlJc w:val="left"/>
+      <w:pPr>
+        <w:tabs>
+          <w:tab w:val="num" w:pos="5040"/>
+        </w:tabs>
+        <w:ind w:left="5040" w:hanging="360"/>
+      </w:pPr>
+      <w:rPr>
+        <w:rFonts w:ascii="Wingdings" w:hAnsi="Wingdings" w:hint="default"/>
+        <w:sz w:val="20"/>
+      </w:rPr>
+    </w:lvl>
+    <w:lvl w:ilvl="7" w:tentative="1">
+      <w:start w:val="1"/>
+      <w:numFmt w:val="bullet"/>
+      <w:lvlText w:val=""/>
+      <w:lvlJc w:val="left"/>
+      <w:pPr>
+        <w:tabs>
+          <w:tab w:val="num" w:pos="5760"/>
+        </w:tabs>
+        <w:ind w:left="5760" w:hanging="360"/>
+      </w:pPr>
+      <w:rPr>
+        <w:rFonts w:ascii="Wingdings" w:hAnsi="Wingdings" w:hint="default"/>
+        <w:sz w:val="20"/>
+      </w:rPr>
+    </w:lvl>
+    <w:lvl w:ilvl="8" w:tentative="1">
+      <w:start w:val="1"/>
+      <w:numFmt w:val="bullet"/>
+      <w:lvlText w:val=""/>
+      <w:lvlJc w:val="left"/>
+      <w:pPr>
+        <w:tabs>
+          <w:tab w:val="num" w:pos="6480"/>
+        </w:tabs>
+        <w:ind w:left="6480" w:hanging="360"/>
+      </w:pPr>
+      <w:rPr>
+        <w:rFonts w:ascii="Wingdings" w:hAnsi="Wingdings" w:hint="default"/>
+        <w:sz w:val="20"/>
+      </w:rPr>
+    </w:lvl>
+  </w:abstractNum>
+  <w:num w:numId="1" w16cid:durableId="1929272204">
+    <w:abstractNumId w:val="0"/>
+  </w:num>
+</w:numbering>
 </file>
 
 <file path=word/styles.xml><?xml version="1.0" encoding="utf-8"?>
@@ -1035,6 +1525,69 @@
       <w:spacing w:val="5"/>
     </w:rPr>
   </w:style>
+  <w:style w:type="paragraph" w:styleId="ae">
+    <w:name w:val="header"/>
+    <w:basedOn w:val="a"/>
+    <w:link w:val="af"/>
+    <w:uiPriority w:val="99"/>
+    <w:unhideWhenUsed/>
+    <w:rsid w:val="00B506F8"/>
+    <w:pPr>
+      <w:tabs>
+        <w:tab w:val="center" w:pos="4153"/>
+        <w:tab w:val="right" w:pos="8306"/>
+      </w:tabs>
+      <w:snapToGrid w:val="0"/>
+      <w:spacing w:line="240" w:lineRule="auto"/>
+      <w:jc w:val="center"/>
+    </w:pPr>
+    <w:rPr>
+      <w:sz w:val="18"/>
+      <w:szCs w:val="18"/>
+    </w:rPr>
+  </w:style>
+  <w:style w:type="character" w:customStyle="1" w:styleId="af">
+    <w:name w:val="页眉 字符"/>
+    <w:basedOn w:val="a0"/>
+    <w:link w:val="ae"/>
+    <w:uiPriority w:val="99"/>
+    <w:rsid w:val="00B506F8"/>
+    <w:rPr>
+      <w:sz w:val="18"/>
+      <w:szCs w:val="18"/>
+    </w:rPr>
+  </w:style>
+  <w:style w:type="paragraph" w:styleId="af0">
+    <w:name w:val="footer"/>
+    <w:basedOn w:val="a"/>
+    <w:link w:val="af1"/>
+    <w:uiPriority w:val="99"/>
+    <w:unhideWhenUsed/>
+    <w:rsid w:val="00B506F8"/>
+    <w:pPr>
+      <w:tabs>
+        <w:tab w:val="center" w:pos="4153"/>
+        <w:tab w:val="right" w:pos="8306"/>
+      </w:tabs>
+      <w:snapToGrid w:val="0"/>
+      <w:spacing w:line="240" w:lineRule="auto"/>
+    </w:pPr>
+    <w:rPr>
+      <w:sz w:val="18"/>
+      <w:szCs w:val="18"/>
+    </w:rPr>
+  </w:style>
+  <w:style w:type="character" w:customStyle="1" w:styleId="af1">
+    <w:name w:val="页脚 字符"/>
+    <w:basedOn w:val="a0"/>
+    <w:link w:val="af0"/>
+    <w:uiPriority w:val="99"/>
+    <w:rsid w:val="00B506F8"/>
+    <w:rPr>
+      <w:sz w:val="18"/>
+      <w:szCs w:val="18"/>
+    </w:rPr>
+  </w:style>
 </w:styles>
 </file>
 
